--- a/data/revised_2026-10_full/outputs/v2/Physics/SS3.3_Introduction_to_Electronics/Physics_Introduction_to_Electronics_FinalExplanation.docx
+++ b/data/revised_2026-10_full/outputs/v2/Physics/SS3.3_Introduction_to_Electronics/Physics_Introduction_to_Electronics_FinalExplanation.docx
@@ -3065,7 +3065,7 @@
         </w:rPr>
         <w:t xml:space="preserve">© 2026 SeaVuria and ARES. This work is licensed under a </w:t>
       </w:r>
-      <w:hyperlink w:history="1" r:id="rIdw3chnmb9msfd8dx66gsb9">
+      <w:hyperlink w:history="1" r:id="rIdvsu_ev0k97ervugvpn-kz">
         <w:r>
           <w:rPr>
             <w:rFonts w:ascii="Arial" w:cs="Arial" w:eastAsia="Arial" w:hAnsi="Arial"/>
@@ -3085,7 +3085,7 @@
         </w:rPr>
         <w:t xml:space="preserve"> (</w:t>
       </w:r>
-      <w:hyperlink w:history="1" r:id="rIdfhsq_ks9cti92osg_erm3">
+      <w:hyperlink w:history="1" r:id="rId7q3njvjfwdacfzlmqwr3k">
         <w:r>
           <w:rPr>
             <w:rFonts w:ascii="Arial" w:cs="Arial" w:eastAsia="Arial" w:hAnsi="Arial"/>
@@ -3105,7 +3105,7 @@
         </w:rPr>
         <w:t xml:space="preserve">). To view a copy of this license, visit </w:t>
       </w:r>
-      <w:hyperlink w:history="1" r:id="rId9y6noipsnhvkolzpcauw3">
+      <w:hyperlink w:history="1" r:id="rIdywv2evazzxdqaarm9a4ci">
         <w:r>
           <w:rPr>
             <w:rFonts w:ascii="Arial" w:cs="Arial" w:eastAsia="Arial" w:hAnsi="Arial"/>
